--- a/DOCS/GDD-JetGame.docx
+++ b/DOCS/GDD-JetGame.docx
@@ -23,17 +23,6 @@
       <w:pPr>
         <w:pStyle w:val="Normal"/>
         <w:spacing w:before="0" w:after="120"/>
-        <w:rPr/>
-      </w:pPr>
-      <w:r>
-        <w:rPr/>
-        <w:t>Alex &amp; Dylan</w:t>
-      </w:r>
-    </w:p>
-    <w:p>
-      <w:pPr>
-        <w:pStyle w:val="Normal"/>
-        <w:spacing w:before="0" w:after="120"/>
         <w:rPr>
           <w:i/>
           <w:iCs/>
@@ -41,12 +30,8 @@
         </w:rPr>
       </w:pPr>
       <w:r>
-        <w:rPr>
-          <w:i/>
-          <w:iCs/>
-          <w:color w:val="595959"/>
-        </w:rPr>
-        <w:t>MVP</w:t>
+        <w:rPr/>
+        <w:t>Alex &amp; Dylan</w:t>
       </w:r>
     </w:p>
     <w:p>
@@ -128,7 +113,7 @@
         <w:pStyle w:val="ListParagraph"/>
         <w:numPr>
           <w:ilvl w:val="0"/>
-          <w:numId w:val="4"/>
+          <w:numId w:val="5"/>
         </w:numPr>
         <w:spacing w:before="0" w:after="60"/>
         <w:rPr/>
@@ -143,7 +128,7 @@
         <w:pStyle w:val="ListParagraph"/>
         <w:numPr>
           <w:ilvl w:val="0"/>
-          <w:numId w:val="2"/>
+          <w:numId w:val="3"/>
         </w:numPr>
         <w:spacing w:before="0" w:after="60"/>
         <w:rPr/>
@@ -158,7 +143,7 @@
         <w:pStyle w:val="ListParagraph"/>
         <w:numPr>
           <w:ilvl w:val="0"/>
-          <w:numId w:val="2"/>
+          <w:numId w:val="3"/>
         </w:numPr>
         <w:spacing w:before="0" w:after="60"/>
         <w:rPr/>
@@ -173,7 +158,7 @@
         <w:pStyle w:val="ListParagraph"/>
         <w:numPr>
           <w:ilvl w:val="0"/>
-          <w:numId w:val="2"/>
+          <w:numId w:val="3"/>
         </w:numPr>
         <w:spacing w:before="0" w:after="60"/>
         <w:rPr/>
@@ -188,7 +173,7 @@
         <w:pStyle w:val="ListParagraph"/>
         <w:numPr>
           <w:ilvl w:val="0"/>
-          <w:numId w:val="2"/>
+          <w:numId w:val="3"/>
         </w:numPr>
         <w:spacing w:before="0" w:after="60"/>
         <w:rPr/>
@@ -234,8 +219,8 @@
       </w:tblPr>
       <w:tblGrid>
         <w:gridCol w:w="2400"/>
-        <w:gridCol w:w="3312"/>
-        <w:gridCol w:w="3314"/>
+        <w:gridCol w:w="3311"/>
+        <w:gridCol w:w="3315"/>
       </w:tblGrid>
       <w:tr>
         <w:trPr>
@@ -269,7 +254,7 @@
         </w:tc>
         <w:tc>
           <w:tcPr>
-            <w:tcW w:w="3312" w:type="dxa"/>
+            <w:tcW w:w="3311" w:type="dxa"/>
             <w:tcBorders>
               <w:top w:val="single" w:sz="4" w:space="0" w:color="BFBFBF"/>
               <w:start w:val="single" w:sz="4" w:space="0" w:color="BFBFBF"/>
@@ -295,7 +280,7 @@
         </w:tc>
         <w:tc>
           <w:tcPr>
-            <w:tcW w:w="3314" w:type="dxa"/>
+            <w:tcW w:w="3315" w:type="dxa"/>
             <w:tcBorders>
               <w:top w:val="single" w:sz="4" w:space="0" w:color="BFBFBF"/>
               <w:start w:val="single" w:sz="4" w:space="0" w:color="BFBFBF"/>
@@ -351,7 +336,7 @@
         </w:tc>
         <w:tc>
           <w:tcPr>
-            <w:tcW w:w="3312" w:type="dxa"/>
+            <w:tcW w:w="3311" w:type="dxa"/>
             <w:tcBorders>
               <w:top w:val="single" w:sz="4" w:space="0" w:color="BFBFBF"/>
               <w:start w:val="single" w:sz="4" w:space="0" w:color="BFBFBF"/>
@@ -378,7 +363,7 @@
         </w:tc>
         <w:tc>
           <w:tcPr>
-            <w:tcW w:w="3314" w:type="dxa"/>
+            <w:tcW w:w="3315" w:type="dxa"/>
             <w:tcBorders>
               <w:top w:val="single" w:sz="4" w:space="0" w:color="BFBFBF"/>
               <w:start w:val="single" w:sz="4" w:space="0" w:color="BFBFBF"/>
@@ -432,7 +417,7 @@
         </w:tc>
         <w:tc>
           <w:tcPr>
-            <w:tcW w:w="3312" w:type="dxa"/>
+            <w:tcW w:w="3311" w:type="dxa"/>
             <w:tcBorders>
               <w:top w:val="single" w:sz="4" w:space="0" w:color="BFBFBF"/>
               <w:start w:val="single" w:sz="4" w:space="0" w:color="BFBFBF"/>
@@ -459,7 +444,7 @@
         </w:tc>
         <w:tc>
           <w:tcPr>
-            <w:tcW w:w="3314" w:type="dxa"/>
+            <w:tcW w:w="3315" w:type="dxa"/>
             <w:tcBorders>
               <w:top w:val="single" w:sz="4" w:space="0" w:color="BFBFBF"/>
               <w:start w:val="single" w:sz="4" w:space="0" w:color="BFBFBF"/>
@@ -513,7 +498,7 @@
         </w:tc>
         <w:tc>
           <w:tcPr>
-            <w:tcW w:w="3312" w:type="dxa"/>
+            <w:tcW w:w="3311" w:type="dxa"/>
             <w:tcBorders>
               <w:top w:val="single" w:sz="4" w:space="0" w:color="BFBFBF"/>
               <w:start w:val="single" w:sz="4" w:space="0" w:color="BFBFBF"/>
@@ -537,7 +522,7 @@
         </w:tc>
         <w:tc>
           <w:tcPr>
-            <w:tcW w:w="3314" w:type="dxa"/>
+            <w:tcW w:w="3315" w:type="dxa"/>
             <w:tcBorders>
               <w:top w:val="single" w:sz="4" w:space="0" w:color="BFBFBF"/>
               <w:start w:val="single" w:sz="4" w:space="0" w:color="BFBFBF"/>
@@ -591,7 +576,7 @@
         </w:tc>
         <w:tc>
           <w:tcPr>
-            <w:tcW w:w="3312" w:type="dxa"/>
+            <w:tcW w:w="3311" w:type="dxa"/>
             <w:tcBorders>
               <w:top w:val="single" w:sz="4" w:space="0" w:color="BFBFBF"/>
               <w:start w:val="single" w:sz="4" w:space="0" w:color="BFBFBF"/>
@@ -615,7 +600,7 @@
         </w:tc>
         <w:tc>
           <w:tcPr>
-            <w:tcW w:w="3314" w:type="dxa"/>
+            <w:tcW w:w="3315" w:type="dxa"/>
             <w:tcBorders>
               <w:top w:val="single" w:sz="4" w:space="0" w:color="BFBFBF"/>
               <w:start w:val="single" w:sz="4" w:space="0" w:color="BFBFBF"/>
@@ -668,7 +653,7 @@
         </w:tc>
         <w:tc>
           <w:tcPr>
-            <w:tcW w:w="3312" w:type="dxa"/>
+            <w:tcW w:w="3311" w:type="dxa"/>
             <w:tcBorders>
               <w:start w:val="single" w:sz="4" w:space="0" w:color="BFBFBF"/>
               <w:bottom w:val="single" w:sz="4" w:space="0" w:color="BFBFBF"/>
@@ -688,7 +673,7 @@
         </w:tc>
         <w:tc>
           <w:tcPr>
-            <w:tcW w:w="3314" w:type="dxa"/>
+            <w:tcW w:w="3315" w:type="dxa"/>
             <w:tcBorders>
               <w:start w:val="single" w:sz="4" w:space="0" w:color="BFBFBF"/>
               <w:bottom w:val="single" w:sz="4" w:space="0" w:color="BFBFBF"/>
@@ -737,7 +722,7 @@
         </w:tc>
         <w:tc>
           <w:tcPr>
-            <w:tcW w:w="3312" w:type="dxa"/>
+            <w:tcW w:w="3311" w:type="dxa"/>
             <w:tcBorders>
               <w:start w:val="single" w:sz="4" w:space="0" w:color="BFBFBF"/>
               <w:bottom w:val="single" w:sz="4" w:space="0" w:color="BFBFBF"/>
@@ -757,7 +742,7 @@
         </w:tc>
         <w:tc>
           <w:tcPr>
-            <w:tcW w:w="3314" w:type="dxa"/>
+            <w:tcW w:w="3315" w:type="dxa"/>
             <w:tcBorders>
               <w:start w:val="single" w:sz="4" w:space="0" w:color="BFBFBF"/>
               <w:bottom w:val="single" w:sz="4" w:space="0" w:color="BFBFBF"/>
@@ -837,19 +822,7 @@
       </w:r>
       <w:r>
         <w:rPr/>
-        <w:t xml:space="preserve">Snelheid, positie, </w:t>
-      </w:r>
-      <w:r>
-        <w:rPr/>
-        <w:t>hp bar</w:t>
-      </w:r>
-      <w:r>
-        <w:rPr/>
-        <w:t>]</w:t>
-      </w:r>
-      <w:r>
-        <w:rPr/>
-        <w:t>​</w:t>
+        <w:t>Snelheid, positie, hp bar]​</w:t>
       </w:r>
     </w:p>
     <w:p>
@@ -1200,15 +1173,7 @@
       </w:r>
       <w:r>
         <w:rPr/>
-        <w:t xml:space="preserve">De </w:t>
-      </w:r>
-      <w:r>
-        <w:rPr/>
-        <w:t>straal</w:t>
-      </w:r>
-      <w:r>
-        <w:rPr/>
-        <w:t>jager is leuk om te besturen</w:t>
+        <w:t>De straaljager is leuk om te besturen</w:t>
       </w:r>
     </w:p>
     <w:p>
@@ -1395,6 +1360,7 @@
         </w:tabs>
         <w:ind w:start="1080" w:hanging="360"/>
       </w:pPr>
+      <w:rPr/>
     </w:lvl>
     <w:lvl w:ilvl="2">
       <w:start w:val="1"/>
@@ -1407,6 +1373,7 @@
         </w:tabs>
         <w:ind w:start="1440" w:hanging="360"/>
       </w:pPr>
+      <w:rPr/>
     </w:lvl>
     <w:lvl w:ilvl="3">
       <w:start w:val="1"/>
@@ -1419,6 +1386,7 @@
         </w:tabs>
         <w:ind w:start="1800" w:hanging="360"/>
       </w:pPr>
+      <w:rPr/>
     </w:lvl>
     <w:lvl w:ilvl="4">
       <w:start w:val="1"/>
@@ -1431,6 +1399,7 @@
         </w:tabs>
         <w:ind w:start="2160" w:hanging="360"/>
       </w:pPr>
+      <w:rPr/>
     </w:lvl>
     <w:lvl w:ilvl="5">
       <w:start w:val="1"/>
@@ -1443,6 +1412,7 @@
         </w:tabs>
         <w:ind w:start="2520" w:hanging="360"/>
       </w:pPr>
+      <w:rPr/>
     </w:lvl>
     <w:lvl w:ilvl="6">
       <w:start w:val="1"/>
@@ -1455,6 +1425,7 @@
         </w:tabs>
         <w:ind w:start="2880" w:hanging="360"/>
       </w:pPr>
+      <w:rPr/>
     </w:lvl>
     <w:lvl w:ilvl="7">
       <w:start w:val="1"/>
@@ -1467,6 +1438,7 @@
         </w:tabs>
         <w:ind w:start="3240" w:hanging="360"/>
       </w:pPr>
+      <w:rPr/>
     </w:lvl>
     <w:lvl w:ilvl="8">
       <w:start w:val="1"/>
@@ -1479,6 +1451,7 @@
         </w:tabs>
         <w:ind w:start="3600" w:hanging="360"/>
       </w:pPr>
+      <w:rPr/>
     </w:lvl>
   </w:abstractNum>
   <w:abstractNum w:abstractNumId="2">
@@ -1506,6 +1479,7 @@
         </w:tabs>
         <w:ind w:start="1080" w:hanging="360"/>
       </w:pPr>
+      <w:rPr/>
     </w:lvl>
     <w:lvl w:ilvl="2">
       <w:start w:val="1"/>
@@ -1518,6 +1492,7 @@
         </w:tabs>
         <w:ind w:start="1440" w:hanging="360"/>
       </w:pPr>
+      <w:rPr/>
     </w:lvl>
     <w:lvl w:ilvl="3">
       <w:start w:val="1"/>
@@ -1530,6 +1505,7 @@
         </w:tabs>
         <w:ind w:start="1800" w:hanging="360"/>
       </w:pPr>
+      <w:rPr/>
     </w:lvl>
     <w:lvl w:ilvl="4">
       <w:start w:val="1"/>
@@ -1542,6 +1518,7 @@
         </w:tabs>
         <w:ind w:start="2160" w:hanging="360"/>
       </w:pPr>
+      <w:rPr/>
     </w:lvl>
     <w:lvl w:ilvl="5">
       <w:start w:val="1"/>
@@ -1554,6 +1531,7 @@
         </w:tabs>
         <w:ind w:start="2520" w:hanging="360"/>
       </w:pPr>
+      <w:rPr/>
     </w:lvl>
     <w:lvl w:ilvl="6">
       <w:start w:val="1"/>
@@ -1566,6 +1544,7 @@
         </w:tabs>
         <w:ind w:start="2880" w:hanging="360"/>
       </w:pPr>
+      <w:rPr/>
     </w:lvl>
     <w:lvl w:ilvl="7">
       <w:start w:val="1"/>
@@ -1578,6 +1557,7 @@
         </w:tabs>
         <w:ind w:start="3240" w:hanging="360"/>
       </w:pPr>
+      <w:rPr/>
     </w:lvl>
     <w:lvl w:ilvl="8">
       <w:start w:val="1"/>
@@ -1590,9 +1570,129 @@
         </w:tabs>
         <w:ind w:start="3600" w:hanging="360"/>
       </w:pPr>
+      <w:rPr/>
     </w:lvl>
   </w:abstractNum>
   <w:abstractNum w:abstractNumId="3">
+    <w:lvl w:ilvl="0">
+      <w:start w:val="1"/>
+      <w:numFmt w:val="decimal"/>
+      <w:lvlText w:val="%1."/>
+      <w:lvlJc w:val="start"/>
+      <w:pPr>
+        <w:tabs>
+          <w:tab w:val="num" w:pos="0"/>
+        </w:tabs>
+        <w:ind w:start="720" w:hanging="360"/>
+      </w:pPr>
+      <w:rPr/>
+    </w:lvl>
+    <w:lvl w:ilvl="1">
+      <w:start w:val="1"/>
+      <w:numFmt w:val="decimal"/>
+      <w:lvlText w:val="%2."/>
+      <w:lvlJc w:val="start"/>
+      <w:pPr>
+        <w:tabs>
+          <w:tab w:val="num" w:pos="1080"/>
+        </w:tabs>
+        <w:ind w:start="1080" w:hanging="360"/>
+      </w:pPr>
+      <w:rPr/>
+    </w:lvl>
+    <w:lvl w:ilvl="2">
+      <w:start w:val="1"/>
+      <w:numFmt w:val="decimal"/>
+      <w:lvlText w:val="%3."/>
+      <w:lvlJc w:val="start"/>
+      <w:pPr>
+        <w:tabs>
+          <w:tab w:val="num" w:pos="1440"/>
+        </w:tabs>
+        <w:ind w:start="1440" w:hanging="360"/>
+      </w:pPr>
+      <w:rPr/>
+    </w:lvl>
+    <w:lvl w:ilvl="3">
+      <w:start w:val="1"/>
+      <w:numFmt w:val="decimal"/>
+      <w:lvlText w:val="%4."/>
+      <w:lvlJc w:val="start"/>
+      <w:pPr>
+        <w:tabs>
+          <w:tab w:val="num" w:pos="1800"/>
+        </w:tabs>
+        <w:ind w:start="1800" w:hanging="360"/>
+      </w:pPr>
+      <w:rPr/>
+    </w:lvl>
+    <w:lvl w:ilvl="4">
+      <w:start w:val="1"/>
+      <w:numFmt w:val="decimal"/>
+      <w:lvlText w:val="%5."/>
+      <w:lvlJc w:val="start"/>
+      <w:pPr>
+        <w:tabs>
+          <w:tab w:val="num" w:pos="2160"/>
+        </w:tabs>
+        <w:ind w:start="2160" w:hanging="360"/>
+      </w:pPr>
+      <w:rPr/>
+    </w:lvl>
+    <w:lvl w:ilvl="5">
+      <w:start w:val="1"/>
+      <w:numFmt w:val="decimal"/>
+      <w:lvlText w:val="%6."/>
+      <w:lvlJc w:val="start"/>
+      <w:pPr>
+        <w:tabs>
+          <w:tab w:val="num" w:pos="2520"/>
+        </w:tabs>
+        <w:ind w:start="2520" w:hanging="360"/>
+      </w:pPr>
+      <w:rPr/>
+    </w:lvl>
+    <w:lvl w:ilvl="6">
+      <w:start w:val="1"/>
+      <w:numFmt w:val="decimal"/>
+      <w:lvlText w:val="%7."/>
+      <w:lvlJc w:val="start"/>
+      <w:pPr>
+        <w:tabs>
+          <w:tab w:val="num" w:pos="2880"/>
+        </w:tabs>
+        <w:ind w:start="2880" w:hanging="360"/>
+      </w:pPr>
+      <w:rPr/>
+    </w:lvl>
+    <w:lvl w:ilvl="7">
+      <w:start w:val="1"/>
+      <w:numFmt w:val="decimal"/>
+      <w:lvlText w:val="%8."/>
+      <w:lvlJc w:val="start"/>
+      <w:pPr>
+        <w:tabs>
+          <w:tab w:val="num" w:pos="3240"/>
+        </w:tabs>
+        <w:ind w:start="3240" w:hanging="360"/>
+      </w:pPr>
+      <w:rPr/>
+    </w:lvl>
+    <w:lvl w:ilvl="8">
+      <w:start w:val="1"/>
+      <w:numFmt w:val="decimal"/>
+      <w:lvlText w:val="%9."/>
+      <w:lvlJc w:val="start"/>
+      <w:pPr>
+        <w:tabs>
+          <w:tab w:val="num" w:pos="3600"/>
+        </w:tabs>
+        <w:ind w:start="3600" w:hanging="360"/>
+      </w:pPr>
+      <w:rPr/>
+    </w:lvl>
+  </w:abstractNum>
+  <w:abstractNum w:abstractNumId="4">
     <w:lvl w:ilvl="0">
       <w:start w:val="1"/>
       <w:numFmt w:val="none"/>
@@ -1721,7 +1821,10 @@
     <w:abstractNumId w:val="3"/>
   </w:num>
   <w:num w:numId="4">
-    <w:abstractNumId w:val="2"/>
+    <w:abstractNumId w:val="4"/>
+  </w:num>
+  <w:num w:numId="5">
+    <w:abstractNumId w:val="3"/>
     <w:lvlOverride w:ilvl="0">
       <w:startOverride w:val="1"/>
     </w:lvlOverride>
@@ -1750,6 +1853,7 @@
     <w:name w:val="Normal"/>
     <w:pPr>
       <w:widowControl/>
+      <w:suppressAutoHyphens w:val="true"/>
       <w:bidi w:val="0"/>
       <w:spacing w:before="0" w:after="0"/>
       <w:jc w:val="start"/>
@@ -1847,11 +1951,17 @@
       <w:u w:val="single"/>
     </w:rPr>
   </w:style>
-  <w:style w:type="character" w:styleId="FootnoteCharacters">
-    <w:name w:val="Footnote Characters"/>
+  <w:style w:type="character" w:styleId="FootnoteCharactersuser">
+    <w:name w:val="Footnote Characters (user)"/>
     <w:uiPriority w:val="99"/>
     <w:semiHidden/>
     <w:unhideWhenUsed/>
+    <w:rPr>
+      <w:vertAlign w:val="superscript"/>
+    </w:rPr>
+  </w:style>
+  <w:style w:type="character" w:styleId="FootnoteCharacters">
+    <w:name w:val="Footnote Characters"/>
     <w:rPr>
       <w:vertAlign w:val="superscript"/>
     </w:rPr>
@@ -1873,11 +1983,17 @@
       <w:szCs w:val="20"/>
     </w:rPr>
   </w:style>
-  <w:style w:type="character" w:styleId="EndnoteCharacters">
-    <w:name w:val="Endnote Characters"/>
+  <w:style w:type="character" w:styleId="EndnoteCharactersuser">
+    <w:name w:val="Endnote Characters (user)"/>
     <w:uiPriority w:val="99"/>
     <w:semiHidden/>
     <w:unhideWhenUsed/>
+    <w:rPr>
+      <w:vertAlign w:val="superscript"/>
+    </w:rPr>
+  </w:style>
+  <w:style w:type="character" w:styleId="EndnoteCharacters">
+    <w:name w:val="Endnote Characters"/>
     <w:rPr>
       <w:vertAlign w:val="superscript"/>
     </w:rPr>
@@ -1969,6 +2085,7 @@
     <w:qFormat/>
     <w:pPr>
       <w:widowControl/>
+      <w:suppressAutoHyphens w:val="true"/>
       <w:bidi w:val="0"/>
       <w:spacing w:before="0" w:after="0"/>
       <w:jc w:val="start"/>
@@ -1989,6 +2106,7 @@
     <w:qFormat/>
     <w:pPr>
       <w:widowControl/>
+      <w:suppressAutoHyphens w:val="true"/>
       <w:bidi w:val="0"/>
       <w:spacing w:before="0" w:after="0"/>
       <w:jc w:val="start"/>
